--- a/Documentatie Proiect Cinema.docx
+++ b/Documentatie Proiect Cinema.docx
@@ -83,7 +83,13 @@
         <w:jc w:val="center"/>
       </w:pPr>
       <w:r>
-        <w:t>AN 2, GRUPA 3122 B</w:t>
+        <w:t>AN 2, GRUPA 312</w:t>
+      </w:r>
+      <w:r>
+        <w:t>1</w:t>
+      </w:r>
+      <w:r>
+        <w:t xml:space="preserve"> B</w:t>
       </w:r>
     </w:p>
     <w:p>
@@ -137,7 +143,10 @@
         <w:jc w:val="center"/>
       </w:pPr>
       <w:r>
-        <w:t>PROIECT DISCIPLINA PIU</w:t>
+        <w:t>PROIECT DISCIPLINA P</w:t>
+      </w:r>
+      <w:r>
+        <w:t>OO</w:t>
       </w:r>
     </w:p>
     <w:p>
